--- a/arb/docx/10.content.docx
+++ b/arb/docx/10.content.docx
@@ -147,13 +147,6 @@
         <w:rPr>
           <w:lang w:val="ar_AE" w:bidi="ar_AE"/>
         </w:rPr>
-      </w:r>
-      <w:r>
-        <w:rPr>
-          <w:i/>
-          <w:lang w:val="ar_AE" w:bidi="ar_AE"/>
-        </w:rPr>
-        <w:t>٢ صَموئِيل ١: ١, ٢ صَموئِيل ١: ٢, ٢ صَموئِيل ١: ٤, ٢ صَموئِيل ١: ٦, ٢ صَموئِيل ١: ٨, ٢ صَموئِيل ١: ٩, ٢ صَموئِيل ١: ١٠, ٢ صَموئِيل ١: ١١–١٢, ٢ صَموئِيل ١: ١٢, ٢ صَموئِيل ١: ١٤, ٢ صَموئِيل ١: ١٦, ٢ صَموئِيل ١: ١٧–١٨, ٢ صَموئِيل ١: ١٩, ٢ صَموئِيل ١: ٢٠, ٢ صَموئِيل ١: ٢١, ٢ صَموئِيل ١: ٢٤, ٢ صَموئِيل ١: ٢٦, ٢ صَموئِيل ٢: ١, ٢ صَموئِيل ٢: ٢, ٢ صَموئِيل ٢: ٢–٣, ٢ صَموئِيل ٢: ٤, ٢ صَموئِيل ٢: ٨, ٢ صَموئِيل ٢: ٨–٩, ٢ صموئيل ٢: ١١, ٢ صَموئِيل ٢: ١٢–١٣, ٢ صَموئِيل ٢: ١٥, ٢ صَموئِيل ٢: ١٧, ٢ صَموئِيل ٢: ١٩, ٢ صَموئِيل ٢: ٢٢, ٢ صَموئِيل ٢: ٢٣, ٢ صَموئِيل ٢: ٢٤, ٢ صَموئِيل ٢: ٢٦–٢٧, ٢ صَموئِيل ٢: ٢٩, ٢ صَموئِيل ٢: ٣٢, ٢ صَموئِيل ٣: ١, ٢ صَموئِيل ٣: ٢–٣, ٢ صَموئِيل ٣: ٧, ٢ صَموئِيل ٣: ١٠, ٢ صَموئِيل ٣: ١٣, ٢ صَموئِيل ٣: ١٤, ٢ صَموئِيل ٣: ١٧–١٨, ٢ صَموئِيل ٣: ٢٠, ٢ صَموئِيل ٣: ٢١, ٢ صَموئِيل ٣: ٢٣, ٢ صَموئِيل ٣: ٢٥, ٢ صَموئِيل ٣: ٢٧, ٢ صَموئِيل ٣: ٢٧ (#٢), ٢ صَموئِيل ٣: ٢٩, ٢ صَموئِيل ٣: ٣١, ٢ صَموئِيل ٣: ٣٥, ٢ صَموئِيل ٣: ٣٧, ٢ صَموئِيل ٣: ٣٨, ٢ صَموئِيل ٣: ٣٩, ٢ صَموئِيل ٤: ١, ٢ صَموئِيل ٤: ٢, ٢ صَموئِيل ٤: ٤, ٢ صَموئِيل ٤: ٦, ٢ صَموئِيل ٤: ٧, ٢ صَموئِيل ٤: ٨, ٢ صَموئِيل ٤: ١١, ٢ صَموئِيل ٤: ١٢, ٢ صَموئِيل ٤: ١٢ (#٢), ٢ صَموئِيل ٥: ٢, ٢ صَموئِيل ٥: ٣, ٢ صَموئِيل ٥:٥, ٢ صَموئِيل ٥: ٦–٧, ٢ صَموئِيل ٥: ٧, ٢ صَموئِيل ٥: ١٠, ٢ صَموئِيل ٥: ١١, ٢ صَموئِيل ٥: ١٤–١٦, ٢ صَموئِيل ٥: ١٧, ٢ صَموئِيل ٥: ١٩, ٢ صَموئِيل ٥: ٢٠, ٢ صَموئِيل ٥: ٢٣, ٢ صَموئِيل ٥: ٢٤, ٢ صَموئِيل ٥: ٢٥, ٢ صَموئِيل ٥: ٢٥ (#٢), ٢ صَموئِيل ٦: ١–٢, ٢ صَموئِيل ٦:٣, ٢ صَموئِيل ٦: ٣ (#٢), ٢ صَموئِيل ٦: ٦, ٢ صَموئِيل ٦: ٧, ٢ صَموئِيل ٦: ٨–٩, ٢ صَموئِيل ٦: ١٠, ٢ صَموئِيل ٦: ١٢, ٢ صَموئِيل ٦: ١٤, ٢ صَموئِيل ٦: ١٦, ٢ صَموئِيل ٦: ١٧, ٢ صَموئِيل ٦: ١٩, ٢ صَموئِيل ٦: ٢٠, ٢ صَموئِيل ٦: ٢١–٢٢, ٢ صَموئِيل ٧: ١, ٢ صَموئِيل ٧: ٢, ٢ صَموئِيل ٧: ٣–٤, ٢ صَموئِيل ٧: ٧, ٢ صَموئِيل ٧: ٨–٩, ٢ صَموئِيل ٧: ١٠, ٢ صَموئِيل ٧: ١٢–١٣, ٢ صَموئِيل ٧: ١٦, ٢ صَموئِيل ٧: ١٨–٢٠, ٢ صَموئِيل ٧: ٢٠, ٢ صَموئِيل ٧: ٢١, ٢ صَموئِيل ٧: ٢٣, ٢ صَموئِيل ٧: ٢٧, ٢ صَموئِيل ٧: ٢٨, ٢ صَموئِيل ٧: ٢٩, ٢ صَموئِيل ٨: ١, ٢ صَموئِيل ٨: ٢, ٢ صَموئِيل ٨: ٢ (#٢), ٢ صَموئِيل ٨: ٤, ٢ صَموئِيل ٨: ٥, ٢ صَموئِيل ٨: ٦, ٢ صَموئِيل ٨: ١٠, ٢ صَموئِيل ٨: ١١, ٢ صَموئِيل ٨: ١٣, ٢ صَموئِيل ٨: ١٥, ٢ صَموئِيل ٨: ١٨, ٢ صَموئِيل ٩: ١, ٢ صَموئِيل ٩: ٣, ٢ صَموئِيل ٩: ٦, ٢ صَموئِيل ٩: ٧, ٢ صَموئِيل ٩: ١٠, ٢ صَموئِيل ٩: ١٣, ٢ صَموئِيل ٩: ١٣ (#٢), ٢ صَموئِيل ١٠ : ١, ٢ صَموئِيل ١٠: ٢, ٢ صَموئِيل ١٠: ٣, ٢ صَموئِيل ١٠: ٤, ٢ صَموئِيل ١٠: ٦, ٢ صَموئِيل ١٠: ٦–٨, ٢ صَموئِيل ١٠: ٧, ٢ صَموئِيل ١٠: ٩–١٠, ٢ صَموئِيل ١٠: ١٤, ٢ صَموئِيل ١٠: ١٥–١٦, ٢ صَموئِيل ١٠: ١٧, ٢ صَموئِيل ١٠: ١٩, ٢ صَموئِيل ١١: ١, ٢ صَموئِيل ١١: ١ (#٢), ٢ صَموئِيل ١١: ٢–٣, ٢ صَموئِيل ١١: ٣, ٢ صَموئِيل ١١: ٤–٥, ٢ صَموئِيل ١١: ٦, ٢ صَموئِيل ١١: ٨, ٢ صَموئِيل ١١: ٩, ٢ صَموئِيل ١١: ١١, ٢ صَموئِيل ١١: ١٥, ٢ صَموئِيل ١١: ١٩–٢٠, ٢ صَموئِيل ١١: ٢٠, ٢ صَموئِيل ١١: ٢١, ٢ صَموئِيل ١١: ٢٥, ٢ صَموئِيل ١١: ٢٦, ٢ صَموئِيل ١١: ٢٧, ٢ صَموئِيل ١١: ٢٧ (#٢), ٢ صَموئِيل ١٢: ١, ٢ صَموئِيل ١٢: ٢–٣, ٢ صَموئِيل ١٢: ٤, ٢ صَموئِيل ١٢: ٥, ٢ صَموئِيل ١٢: ٧, ٢ صَموئِيل ١٢: ٩, ٢ صَموئِيل ١٢: ١٠–١١, ٢ صَموئِيل ١٢: ١٣, ٢ صَموئِيل ١٢: ١٤, ٢ صَموئِيل ١٢: ١٦–١٧, ٢ صَموئِيل ١٢: ١٨, ٢ صَموئِيل ١٢: ٢٠, ٢ صَموئِيل ١٢: ٢٣, ٢ صَموئِيل ١٢: ٢٥, ٢ صَموئِيل ١٢: ٢٦, ٢ صَموئِيل ١٢: ٢٨, ٢ صَموئِيل ١٢: ٣١, ٢ صَموئِيل ١٣: ١, ٢ صَموئِيل ١٣: ٤, ٢ صَموئِيل ١٣: ٦, ٢ صَموئِيل ١٣: ١١, ٢ صَموئِيل ١٣: ١٤, ٢ صَموئِيل ١٣: ١٥, ٢ صَموئِيل ١٣: ١٥ (#٢), ٢ صَموئِيل ١٣: ١٧, ٢ صَموئِيل ١٣: ١٩, ٢ صَموئِيل ١٣: ٢١, ٢ صَموئِيل ١٣: ٢٢, ٢ صَموئِيل ١٣: ٢٣–٢٤, ٢ صَموئِيل ١٣: ٢٥, ٢ صَموئِيل ١٣: ٢٦, ٢ صَموئِيل ١٣: ٢٧, ٢ صَموئِيل ١٣: ٢٨, ٢ صَموئِيل ١٣: ٢٩, ٢ صَموئِيل ١٣: ٣٠, ٢ صَموئِيل ١٣:٣٢, ٢ صَموئِيل ١٣: ٣٧, ٢ صَموئِيل ١٣: ٣٨, ٢ صَموئِيل ١٣: ٣٩, ٢ صَموئِيل ١٤: ١–٢, ٢ صَموئِيل ١٤: ٢–٣, ٢ صَموئِيل ١٤: ٥, ٢ صَموئِيل ١٤: ٦, ٢ صَموئِيل ١٤: ٧, ٢ صَموئِيل ١٤: ١١, ٢ صَموئِيل ١٤: ١١ (#٢), ٢ صَموئِيل ١٤: ١٣, ٢ صَموئِيل ١٤: ١٤, ٢ صَموئِيل ١٤: ١٥–١٦, ٢ صَموئِيل ١٤: ١٧, ٢ صَموئِيل ١٤: ١٩, ٢ صَموئِيل ١٤: ٢٠, ٢ صَموئِيل ١٤: ٢٢, ٢ صَموئِيل ١٤: ٢٤, ٢ صَموئِيل ١٤: ٢٥–٢٦, ٢ صَموئِيل ١٤: ٢٨, ٢ صَموئِيل ١٤: ٣٠, ٢ صَموئِيل ١٤: ٣٢, ٢ صَموئِيل ١٤: ٣٣, ٢ صَموئِيل ١٥: ١, ٢ صَموئِيل ١٥: ١ (#٢), ٢ صَموئِيل ١٥: ٢, ٢ صَموئِيل ١٥: ٣, ٢ صَموئِيل ١٥: ٤, ٢ صَموئِيل ١٥: ٥, ٢ صَموئِيل ١٥: ٦, ٢ صَموئِيل ١٥: ٧, ٢ صَموئِيل ١٥: ١٠, ٢ صَموئِيل ١٥: ١١, ٢ صَموئِيل ١٥: ١٤, ٢ صَموئِيل ١٥: ١٦, ٢ صَموئِيل ١٥: ١٨, ٢ صَموئِيل ١٥: ٢١, ٢ صَموئِيل ١٥: ٢٣, ٢ صَموئِيل ١٥: ٢٥, ٢ صَموئِيل ١٥: ٢٨, ٢ صَموئِيل ١٥: ٣١, ٢ صَموئِيل ١٥: ٣٢, ٢ صَموئِيل ١٥: ٣٤, ٢ صَموئِيل ١٥: ٣٥, ٢ صَموئِيل ١٦: ١, ٢ صَموئِيل ١٦: ٣, ٢ صَموئِيل ١٦: ٤, ٢ صَموئِيل ١٦: ٥–٦, ٢ صَموئِيل ١٦: ٧–٨, ٢ صَموئِيل ١٦: ١٢, ٢ صَموئِيل ١٦: ١٦, ٢ صَموئِيل ١٦: ١٨, ٢ صَموئِيل ١٦: ٢١, ٢ صَموئِيل ١٦: ٢٣, ٢ صَموئِيل ١٧: ١–٤, ٢ صَموئِيل ١٧: ٥–٧, ٢ صَموئِيل ١٧: ٩–١٠, ٢ صَموئِيل ١٧: ١١–١٢, ٢ صَموئِيل ١٧: ١٤, ٢ صَموئِيل ١٧: ١٦, ٢ صَموئِيل ١٧: ١٧, ٢ صَموئِيل ١٧: ١٨, ٢ صَموئِيل ١٧: ١٩–٢٠, ٢ صَموئِيل ١٧: ٢١–٢٢, ٢ صَموئِيل ١٧: ٢٣, ٢ صَموئِيل ١٧: ٢٧–٢٩, ٢ صَموئِيل ١٨: ٢, ٢ صَموئِيل ١٨: ٣–٤, ٢ صَموئِيل ١٨: ٥, ٢ صَموئِيل ١٨: ٦–٨, ٢ صَموئِيل ١٨: ٩, ٢ صَموئِيل ١٨: ١٠–١١, ٢ صَموئِيل ١٨: ١٢–١٣, ٢ صَموئِيل ١٨: ١٤, ٢ صَموئِيل ١٨: ١٧, ٢ صَموئِيل ١٨: ١٨, ٢ صَموئِيل ١٨: ١٩–٢٠, ٢ صَموئِيل ١٨: ٢١–٢٣, ٢ صَموئِيل ١٨: ٢٤–٢٥, ٢ صَموئِيل ١٨: ٢٦, ٢ صَموئِيل ١٨: ٢٧, ٢ صَموئِيل ١٨: ٢٨, ٢ صَموئِيل ١٨: ٢٩, ٢ صَموئِيل ١٨: ٣٢, ٢ صَموئِيل ١٨: ٣٣, ٢ صموئيل ١٩: ٢, ٢ صَموئِيل ١٩: ٤, ٢ صَموئِيل ١٩: ٦, ٢ صَموئِيل ١٩: ٧, ٢ صَموئِيل ١٩: ٨, ٢ صَموئِيل ١٩: ١٠, ٢ صَموئِيل ١٩: ١١, ٢ صَموئِيل ١٩: ١٣, ٢ صَموئِيل ١٩: ١٥, ٢ صَموئِيل ١٩: ١٦–١٧, ٢ صَموئِيل ١٩: ٢٠, ٢ صَموئِيل ١٩: ٢٣, ٢ صَموئِيل ١٩: ٢٤, ٢ صَموئِيل ١٩: ٢٦, ٢ صَموئِيل ١٩: ٢٧, ٢ صَموئِيل ١٩: ٣٠, ٢ صَموئِيل ١٩: ٣٢, ٢ صَموئِيل ١٩: ٣٤–٣٥, ٢ صَموئِيل ١٩: ٣٧, ٢ صَموئِيل ١٩: ٤٠, ٢ صَموئِيل ١٩: ٤٣, ٢ صَموئِيل ١٩: ٤٣ (#٢), ٢ صَموئِيل ٢٠: ١, ٢ صَموئِيل ٢٠: ٢, ٢ صَموئِيل ٢٠: ٣, ٢ صَموئِيل ٢٠: ٤–٥, ٢ صَموئِيل ٢٠: ٦–٧, ٢ صَموئِيل ٢٠: ٩–١٠, ٢ صَموئِيل ٢٠: ١١–١٣, ٢ صَموئِيل ٢٠: ١٤–١٥, ٢ صَموئِيل ٢٠: ١٨–١٩, ٢ صَموئِيل ٢٠: ١٩, ٢ صَموئِيل ٢٠: ٢٠–٢١, ٢ صَموئِيل ٢٠: ٢١–٢٢, ٢ صَموئِيل ٢٠: ٢٤, ٢ صَموئِيل ٢١: ١, ٢ صَموئِيل ٢١: ٢–٣, ٢ صَموئِيل ٢١: ٤, ٢ صَموئِيل ٢١: ٥–٦, ٢ صَموئِيل ٢١: ٧–٩, ٢ صَموئِيل ٢١: ١٠–١١, ٢ صَموئِيل ٢١: ١٢, ٢ صَموئِيل ٢١: ١٥–١٧, ٢ صَموئِيل ٢١: ١٧, ٢ صَموئِيل ٢١: ٢٠–٢٢, ٢ صَموئِيل ٢٢: ١–٢, ٢ صَموئِيل ٢٢: ٣–٤, ٢ صَموئِيل ٢٢: ٥–٦, ٢ صَموئِيل ٢٢: ٧, ٢ صَموئِيل ٢٢: ٨–٩, ٢ صَموئِيل ٢٢: ١٠–١٢, ٢ صَموئِيل ٢٢: ١٣–١٥, ٢ صَموئِيل ٢٢: ١٦, ٢ صَموئِيل ٢٢: ١٧–١٨, ٢ صَموئِيل ٢٢: ١٩–٢١, ٢ صَموئِيل ٢٢: ٢٢–٢٣, ٢ صَموئِيل ٢٢: ٢٤–٢٥, ٢ صَموئِيل ٢٢: ٢٨–٢٩, ٢ صَموئِيل ٣٠:٢٢–٣١, ٢ صَموئِيل ٢٢: ٣٢–٣٣, ٢ صَموئِيل ٢٢: ٣٦–٣٧, ٢ صَموئِيل ٢٢: ٤٢–٤٣, ٢ صَموئِيل ٢٢: ٤٤–٤٦, ٢ صَموئِيل ٢٢: ٤٧–٤٩, ٢ صَموئِيل ٢٢: ٥٠–٥١, ٢ صَموئِيل ٢٣: ١–٢, ٢ صَموئِيلَ ٢٣: ٣–٤, ٢ صَموئِيل ٢٣: ٦–٧, ٢ صَموئِيل ٢٣: ٩–١٠, ٢ صَموئِيل ٢٣: ١١–١٢, ٢ صَموئِيل ٢٣: ١٥–١٦, ٢ صَموئِيل ٢٣: ١٦–١٧, ٢ صَموئِيل ٢٣: ١٨–١٩, ٢ صَموئِيل ٢٣: ٢١, ٢ صَموئِيل ٢٤: ١–٢, ٢ صَموئِيل ٢٤: ٣–٤, ٢ صَموئِيل ٢٤: ٨, ٢ صَموئِيل ٢٤: ٩, ٢ صَموئِيل ٢٤: ١٠, ٢ صَموئِيل ٢٤: ١١–١٢, ٢ صَموئِيل ٢٤: ١٣, ٢ صَموئِيل ٢٤: ١٥–١٦, ٢ صَموئِيل ٢٤: ١٧, ٢ صَموئِيل ٢٤: ١٨–٢٠, ٢ صَموئِيل ٢٤: ٢١, ٢ صَموئِيل ٢٤: ٢٤, ٢ صَموئِيل ٢٤: ٢٥</w:t>
       </w:r>
       <w:r>
         <w:rPr>

--- a/arb/docx/10.content.docx
+++ b/arb/docx/10.content.docx
@@ -132,21 +132,6 @@
           <w:lang w:val="ar_AE" w:bidi="ar_AE"/>
         </w:rPr>
         <w:t>2SA</w:t>
-      </w:r>
-      <w:r>
-        <w:rPr>
-          <w:lang w:val="ar_AE" w:bidi="ar_AE"/>
-        </w:rPr>
-      </w:r>
-    </w:p>
-    <w:p>
-      <w:pPr>
-        <w:bidi/>
-      </w:pPr>
-      <w:r>
-        <w:rPr>
-          <w:lang w:val="ar_AE" w:bidi="ar_AE"/>
-        </w:rPr>
       </w:r>
       <w:r>
         <w:rPr>

--- a/arb/docx/10.content.docx
+++ b/arb/docx/10.content.docx
@@ -22,7 +22,7 @@
         <w:rPr>
           <w:lang w:val="ar_AE" w:bidi="ar_AE"/>
         </w:rPr>
-        <w:t>Resource: أسئلة الترجمة (unfoldingWord)</w:t>
+        <w:t>Resource: unfoldingWord® Translation Questions</w:t>
       </w:r>
       <w:r>
         <w:rPr>
@@ -91,7 +91,7 @@
         <w:rPr>
           <w:lang w:val="ar_AE" w:bidi="ar_AE"/>
         </w:rPr>
-        <w:t>أسئلة الترجمة (unfoldingWord)</w:t>
+        <w:t>unfoldingWord® Translation Questions</w:t>
       </w:r>
     </w:p>
     <w:p>
